--- a/data/outputs/v2/Maths/SS3.1_Trigonometry_I/Mathematics_Trigonometry_I_SummaryTable.docx
+++ b/data/outputs/v2/Maths/SS3.1_Trigonometry_I/Mathematics_Trigonometry_I_SummaryTable.docx
@@ -38,6 +38,177 @@
           <w:szCs w:val="22"/>
         </w:rPr>
         <w:t xml:space="preserve">Sub-Strand 3.1: Trigonometry I — Teacher Reference (Pre-filled)</w:t>
+      </w:r>
+    </w:p>
+    <w:p>
+      <w:pPr>
+        <w:spacing w:after="80" w:before="120"/>
+      </w:pPr>
+      <w:r>
+        <w:rPr>
+          <w:rFonts w:ascii="Arial" w:cs="Arial" w:eastAsia="Arial" w:hAnsi="Arial"/>
+          <w:b/>
+          <w:bCs/>
+          <w:color w:val="1F3864"/>
+          <w:sz w:val="20"/>
+          <w:szCs w:val="20"/>
+        </w:rPr>
+        <w:t xml:space="preserve">ATTRIBUTION AND LICENSING</w:t>
+      </w:r>
+    </w:p>
+    <w:p>
+      <w:pPr>
+        <w:spacing w:after="60" w:before="0"/>
+      </w:pPr>
+      <w:r>
+        <w:rPr>
+          <w:rFonts w:ascii="Arial" w:cs="Arial" w:eastAsia="Arial" w:hAnsi="Arial"/>
+          <w:b/>
+          <w:bCs/>
+          <w:sz w:val="17"/>
+          <w:szCs w:val="17"/>
+        </w:rPr>
+        <w:t xml:space="preserve">Curriculum Alignment: </w:t>
+      </w:r>
+      <w:r>
+        <w:rPr>
+          <w:rFonts w:ascii="Arial" w:cs="Arial" w:eastAsia="Arial" w:hAnsi="Arial"/>
+          <w:sz w:val="17"/>
+          <w:szCs w:val="17"/>
+        </w:rPr>
+        <w:t xml:space="preserve">Structured in pedagogical alignment with the competence-based curriculum format and learning outcomes established by the Kenya Institute of Curriculum Development (KICD). This material is independently developed and is not officially endorsed or published by KICD.</w:t>
+      </w:r>
+    </w:p>
+    <w:p>
+      <w:pPr>
+        <w:spacing w:after="60" w:before="0"/>
+      </w:pPr>
+      <w:r>
+        <w:rPr>
+          <w:rFonts w:ascii="Arial" w:cs="Arial" w:eastAsia="Arial" w:hAnsi="Arial"/>
+          <w:b/>
+          <w:bCs/>
+          <w:sz w:val="17"/>
+          <w:szCs w:val="17"/>
+        </w:rPr>
+        <w:t xml:space="preserve">Content &amp; Pedagogy: </w:t>
+      </w:r>
+      <w:r>
+        <w:rPr>
+          <w:rFonts w:ascii="Arial" w:cs="Arial" w:eastAsia="Arial" w:hAnsi="Arial"/>
+          <w:sz w:val="17"/>
+          <w:szCs w:val="17"/>
+        </w:rPr>
+        <w:t xml:space="preserve">Developed and adapted by the educator team at SeaVuria (registered 501(c)(3) in the United States and registered NGO in Kenya, No. 872-850A-BF11), who designed the pedagogical framework, lesson templates and exemplar lessons on which this material is based.</w:t>
+      </w:r>
+    </w:p>
+    <w:p>
+      <w:pPr>
+        <w:spacing w:after="60" w:before="0"/>
+      </w:pPr>
+      <w:r>
+        <w:rPr>
+          <w:rFonts w:ascii="Arial" w:cs="Arial" w:eastAsia="Arial" w:hAnsi="Arial"/>
+          <w:b/>
+          <w:bCs/>
+          <w:sz w:val="17"/>
+          <w:szCs w:val="17"/>
+        </w:rPr>
+        <w:t xml:space="preserve">Production &amp; Layout: </w:t>
+      </w:r>
+      <w:r>
+        <w:rPr>
+          <w:rFonts w:ascii="Arial" w:cs="Arial" w:eastAsia="Arial" w:hAnsi="Arial"/>
+          <w:sz w:val="17"/>
+          <w:szCs w:val="17"/>
+        </w:rPr>
+        <w:t xml:space="preserve">Educational design and curriculum sequencing by SeaVuria. Technical layout, structural formatting, and digital optimization/implementation executed in partnership with ARES Education (registered 501(c)(3) in the United States and Canada (as Afretech Aid) and registered NGO in Kenya), with lesson drafting and compilation assisted by AI (Claude, Anthropic).</w:t>
+      </w:r>
+    </w:p>
+    <w:p>
+      <w:pPr>
+        <w:pBdr>
+          <w:bottom w:val="single" w:color="1F3864" w:sz="6" w:space="6"/>
+        </w:pBdr>
+        <w:spacing w:after="60" w:before="0"/>
+      </w:pPr>
+      <w:r>
+        <w:rPr>
+          <w:rFonts w:ascii="Arial" w:cs="Arial" w:eastAsia="Arial" w:hAnsi="Arial"/>
+          <w:b/>
+          <w:bCs/>
+          <w:sz w:val="17"/>
+          <w:szCs w:val="17"/>
+        </w:rPr>
+        <w:t xml:space="preserve">Licensing &amp; Copyright: </w:t>
+      </w:r>
+      <w:r>
+        <w:rPr>
+          <w:rFonts w:ascii="Arial" w:cs="Arial" w:eastAsia="Arial" w:hAnsi="Arial"/>
+          <w:sz w:val="17"/>
+          <w:szCs w:val="17"/>
+        </w:rPr>
+        <w:t xml:space="preserve">© 2026 SeaVuria and ARES. This work is licensed under a </w:t>
+      </w:r>
+      <w:hyperlink w:history="1" r:id="rId8qm1s0g5n-t5vd77ro0i2">
+        <w:r>
+          <w:rPr>
+            <w:rFonts w:ascii="Arial" w:cs="Arial" w:eastAsia="Arial" w:hAnsi="Arial"/>
+            <w:color w:val="1F6B75"/>
+            <w:sz w:val="17"/>
+            <w:szCs w:val="17"/>
+            <w:u w:val="single" w:color="1F6B75"/>
+          </w:rPr>
+          <w:t xml:space="preserve">Creative Commons Attribution-NonCommercial 4.0 International License</w:t>
+        </w:r>
+      </w:hyperlink>
+      <w:r>
+        <w:rPr>
+          <w:rFonts w:ascii="Arial" w:cs="Arial" w:eastAsia="Arial" w:hAnsi="Arial"/>
+          <w:sz w:val="17"/>
+          <w:szCs w:val="17"/>
+        </w:rPr>
+        <w:t xml:space="preserve"> (</w:t>
+      </w:r>
+      <w:hyperlink w:history="1" r:id="rIdreuseyzdja5zoyydgiaow">
+        <w:r>
+          <w:rPr>
+            <w:rFonts w:ascii="Arial" w:cs="Arial" w:eastAsia="Arial" w:hAnsi="Arial"/>
+            <w:color w:val="1F6B75"/>
+            <w:sz w:val="17"/>
+            <w:szCs w:val="17"/>
+            <w:u w:val="single" w:color="1F6B75"/>
+          </w:rPr>
+          <w:t xml:space="preserve">CC BY-NC 4.0</w:t>
+        </w:r>
+      </w:hyperlink>
+      <w:r>
+        <w:rPr>
+          <w:rFonts w:ascii="Arial" w:cs="Arial" w:eastAsia="Arial" w:hAnsi="Arial"/>
+          <w:sz w:val="17"/>
+          <w:szCs w:val="17"/>
+        </w:rPr>
+        <w:t xml:space="preserve">). To view a copy of this license, visit </w:t>
+      </w:r>
+      <w:hyperlink w:history="1" r:id="rIdroct5i26vyzgnt2cxoirm">
+        <w:r>
+          <w:rPr>
+            <w:rFonts w:ascii="Arial" w:cs="Arial" w:eastAsia="Arial" w:hAnsi="Arial"/>
+            <w:color w:val="1F6B75"/>
+            <w:sz w:val="17"/>
+            <w:szCs w:val="17"/>
+            <w:u w:val="single" w:color="1F6B75"/>
+          </w:rPr>
+          <w:t xml:space="preserve">https://creativecommons.org/licenses/by-nc/4.0/</w:t>
+        </w:r>
+      </w:hyperlink>
+      <w:r>
+        <w:rPr>
+          <w:rFonts w:ascii="Arial" w:cs="Arial" w:eastAsia="Arial" w:hAnsi="Arial"/>
+          <w:sz w:val="17"/>
+          <w:szCs w:val="17"/>
+        </w:rPr>
+        <w:t xml:space="preserve">. You are free to copy, redistribute, and adapt this material in any medium or format, provided appropriate credit is given and the material is not used for commercial purposes. KICD learning outcomes and curriculum designations reproduced here for alignment purposes remain the property of KICD and are not covered by this license. Linked external resources (e.g. CK-12, Khan Academy, PhET) are subject to their own licenses.</w:t>
       </w:r>
     </w:p>
     <w:p>

--- a/data/outputs/v2/Maths/SS3.1_Trigonometry_I/Mathematics_Trigonometry_I_SummaryTable.docx
+++ b/data/outputs/v2/Maths/SS3.1_Trigonometry_I/Mathematics_Trigonometry_I_SummaryTable.docx
@@ -150,7 +150,7 @@
         </w:rPr>
         <w:t xml:space="preserve">© 2026 SeaVuria and ARES. This work is licensed under a </w:t>
       </w:r>
-      <w:hyperlink w:history="1" r:id="rId8qm1s0g5n-t5vd77ro0i2">
+      <w:hyperlink w:history="1" r:id="rIdmcqg9qchgustja4u4sjwi">
         <w:r>
           <w:rPr>
             <w:rFonts w:ascii="Arial" w:cs="Arial" w:eastAsia="Arial" w:hAnsi="Arial"/>
@@ -170,7 +170,7 @@
         </w:rPr>
         <w:t xml:space="preserve"> (</w:t>
       </w:r>
-      <w:hyperlink w:history="1" r:id="rIdreuseyzdja5zoyydgiaow">
+      <w:hyperlink w:history="1" r:id="rId82exqnflluylqwh8tuzeh">
         <w:r>
           <w:rPr>
             <w:rFonts w:ascii="Arial" w:cs="Arial" w:eastAsia="Arial" w:hAnsi="Arial"/>
@@ -190,7 +190,7 @@
         </w:rPr>
         <w:t xml:space="preserve">). To view a copy of this license, visit </w:t>
       </w:r>
-      <w:hyperlink w:history="1" r:id="rIdroct5i26vyzgnt2cxoirm">
+      <w:hyperlink w:history="1" r:id="rIdyk_k-8cbg3rzms5fclgpv">
         <w:r>
           <w:rPr>
             <w:rFonts w:ascii="Arial" w:cs="Arial" w:eastAsia="Arial" w:hAnsi="Arial"/>

--- a/data/outputs/v2/Maths/SS3.1_Trigonometry_I/Mathematics_Trigonometry_I_SummaryTable.docx
+++ b/data/outputs/v2/Maths/SS3.1_Trigonometry_I/Mathematics_Trigonometry_I_SummaryTable.docx
@@ -532,7 +532,7 @@
                 <w:sz w:val="18"/>
                 <w:szCs w:val="18"/>
               </w:rPr>
-              <w:t xml:space="preserve">Right-Angled Triangles and the Anatomy of an Angle: Setting Up the Shadow Problem</w:t>
+              <w:t xml:space="preserve">Predict and Anchor: Why Does My Shadow Tell Me How Tall the Tree Is?</w:t>
             </w:r>
           </w:p>
         </w:tc>
@@ -564,7 +564,7 @@
                 <w:sz w:val="18"/>
                 <w:szCs w:val="18"/>
               </w:rPr>
-              <w:t xml:space="preserve">Teacher should display a photograph of a tall acacia tree in the Rift Valley casting a long shadow on a sunny afternoon. Students observe that the sunbeam, the tree trunk, and the shadow on the ground form a right-angled triangle. Teacher records all student noticings and wonderings on the Driving Question Board. Pedagogical note: Cold-call at least four students before accepting volunteer answers. Allow 30 seconds of silent thinking after posing 'What shape do you see hidden in this scene?'</w:t>
+              <w:t xml:space="preserve">A student in Kisumu noticed that she could measure the angle of the sun with a clinometer and that both she and the mango tree cast shadows on the same sunny afternoon. Her shadow was 1.2 m and the tree shadow was 9.0 m, with a sun angle of approximately 53 degrees.</w:t>
             </w:r>
           </w:p>
         </w:tc>
@@ -596,7 +596,7 @@
                 <w:sz w:val="18"/>
                 <w:szCs w:val="18"/>
               </w:rPr>
-              <w:t xml:space="preserve">Students learned that every right-angled triangle contains one 90° angle and two acute angles, and that the sides are named relative to a chosen acute angle θ: the side directly across from θ is the Opposite, the side next to θ (that is not the hypotenuse) is the Adjacent, and the longest side (across from 90°) is the Hypotenuse. They also reviewed that the three interior angles of any triangle sum to 180°, confirming that the two acute angles in a right-angled triangle always sum to 90°.</w:t>
+              <w:t xml:space="preserve">When you draw right-angled triangles with the same acute angle but different sizes, the ratio of opposite to hypotenuse stays the same, the ratio of adjacent to hypotenuse stays the same, and the ratio of opposite to adjacent stays the same. These constant ratios are called sine, cosine, and tangent of that angle.</w:t>
             </w:r>
           </w:p>
         </w:tc>
@@ -628,7 +628,7 @@
                 <w:sz w:val="18"/>
                 <w:szCs w:val="18"/>
               </w:rPr>
-              <w:t xml:space="preserve">The shadow scenario is explained by the hidden right-angled triangle: the tree trunk is the Opposite side, the shadow is the Adjacent side, and the sunbeam travelling from the treetop to the shadow tip is the Hypotenuse. The angle the sunbeam makes with the ground is θ. Teacher should emphasise that correctly labelling Opposite, Adjacent, and Hypotenuse relative to θ — not a fixed position — is the foundational skill on which all three trigonometric ratios depend. Pedagogical note: A common misconception is that Hypotenuse changes with θ; clarify that the Hypotenuse is always opposite the right angle and never changes, but Opposite and Adjacent swap when θ shifts to the other acute angle.</w:t>
+              <w:t xml:space="preserve">The ratios are constant because all right-angled triangles with the same acute angle are similar triangles — their sides are proportional. This means the angle alone determines the ratio, so if we know the angle and one side we can always find the other side. That is how the 53-degree sun angle can reveal the mango tree height from just the shadow length.</w:t>
             </w:r>
           </w:p>
         </w:tc>
@@ -713,7 +713,7 @@
                 <w:sz w:val="18"/>
                 <w:szCs w:val="18"/>
               </w:rPr>
-              <w:t xml:space="preserve">Teacher guides students to draw three right-angled triangles of different sizes but all containing a 35° angle, measure the Opposite and Hypotenuse sides with a ruler, and compute Opposite ÷ Hypotenuse for each. Students observe that despite the triangles being different sizes, the ratio is approximately the same (~0.574) every time. Pedagogical note: Insist students record measurements to the nearest millimetre and compute the ratio to three decimal places before the class pools results; this makes the invariance of the ratio genuinely surprising.</w:t>
+              <w:t xml:space="preserve">Learners watched a video showing that two right-angled triangles with the same 40° angle but different sizes produce the same value of opposite ÷ hypotenuse. They also observed that a surveyor in the Rift Valley uses this relationship to measure hill heights without direct measurement.</w:t>
             </w:r>
           </w:p>
         </w:tc>
@@ -745,7 +745,7 @@
                 <w:sz w:val="18"/>
                 <w:szCs w:val="18"/>
               </w:rPr>
-              <w:t xml:space="preserve">The sine of an acute angle θ is defined as sin θ = Opposite ÷ Hypotenuse. This ratio is a fixed value that depends only on the angle, not on the size of the triangle. For the sunbeam problem, if the angle of elevation of the sun is known, sin θ immediately links the tree height (Opposite) to the length of the sunbeam (Hypotenuse).</w:t>
+              <w:t xml:space="preserve">The sine of an acute angle (sin θ) is defined as opposite ÷ hypotenuse in a right-angled triangle and is a fixed value that depends only on the angle — not on the size of the triangle. For the mango tree scenario, sin 53° ≈ 0.7986, a value that can be read directly from mathematical tables.</w:t>
             </w:r>
           </w:p>
         </w:tc>
@@ -777,7 +777,7 @@
                 <w:sz w:val="18"/>
                 <w:szCs w:val="18"/>
               </w:rPr>
-              <w:t xml:space="preserve">Because all right-angled triangles containing the same angle are similar (AA similarity), their corresponding sides are proportional, making Opposite ÷ Hypotenuse invariant. This is why a table of sine values compiled once — like the mathematical tables in Kenyan secondary school log books — works for every triangle everywhere. Teacher should connect back to the driving question: if a surveyor in Kericho knows the angle of elevation of a hilltop and can measure the straight-line distance to it (the Hypotenuse), sin θ × Hypotenuse gives the hill's height directly.</w:t>
+              <w:t xml:space="preserve">Learners explained that because triangles with the same angle are similar (same shape, scaled size), their side ratios are always equal — which is why sin 53° is the same whether the triangle is drawn on paper or formed by a sun ray and a 20-metre tree in Kisumu. This means knowing just the angle and one side length is enough to find any other side — bringing us one step closer to calculating the mango tree's height without climbing it.</w:t>
             </w:r>
           </w:p>
         </w:tc>
@@ -830,7 +830,7 @@
                 <w:sz w:val="18"/>
                 <w:szCs w:val="18"/>
               </w:rPr>
-              <w:t xml:space="preserve">Cosine of an Acute Angle: The Shadow's Hidden Ratio</w:t>
+              <w:t xml:space="preserve">Cosine of an Acute Angle: The Adjacent Side Speaks</w:t>
             </w:r>
           </w:p>
         </w:tc>
@@ -862,7 +862,7 @@
                 <w:sz w:val="18"/>
                 <w:szCs w:val="18"/>
               </w:rPr>
-              <w:t xml:space="preserve">Using the same three triangles drawn in Lesson 2, students now measure the Adjacent side and compute Adjacent ÷ Hypotenuse for each triangle with θ = 35°. They record results and observe that this new ratio is also constant across all three triangles (~0.819). Teacher then asks students to compare the sine value from Lesson 2 with this new ratio and pose the question: 'Are these the same number?' Pedagogical note: Allow 45 seconds of pair discussion before cold-calling three pairs.</w:t>
+              <w:t xml:space="preserve">Learners observed that the cosine of an acute angle is a fixed ratio (adjacent divided by hypotenuse) that can be read from mathematical tables, that cosine values decrease as the angle increases, and that for each angle in their comparison table the cosine value appeared to match the sine value of a different angle — specifically the angle that adds up to 90 degrees.</w:t>
             </w:r>
           </w:p>
         </w:tc>
@@ -894,7 +894,7 @@
                 <w:sz w:val="18"/>
                 <w:szCs w:val="18"/>
               </w:rPr>
-              <w:t xml:space="preserve">The cosine of an acute angle θ is defined as cos θ = Adjacent ÷ Hypotenuse. Like sine, it is invariant for a given angle across all similar right-angled triangles. For the sunbeam scenario, cos θ links the length of the shadow on the ground (Adjacent) to the length of the sunbeam (Hypotenuse): shadow length = cos θ × Hypotenuse.</w:t>
+              <w:t xml:space="preserve">The cosine of an acute angle theta equals the length of the adjacent side divided by the length of the hypotenuse of any right-angled triangle containing theta. Like sine, this value depends only on the angle and not on the size of the triangle. For the mango-tree scenario, cos 53 degrees is approximately 0.6018, meaning the 9.0 m shadow is approximately 0.6018 times the length of the sun-ray reaching the tree tip.</w:t>
             </w:r>
           </w:p>
         </w:tc>
@@ -926,7 +926,7 @@
                 <w:sz w:val="18"/>
                 <w:szCs w:val="18"/>
               </w:rPr>
-              <w:t xml:space="preserve">Cosine completes the 'Hypotenuse family' of ratios alongside sine. Teacher should highlight the memory aid SOH–CAH–TOA, writing it prominently and asking students to decode it aloud. A key pedagogical point: cos θ for a given angle is always less than 1 (since Adjacent &lt; Hypotenuse), and as θ increases from 0° toward 90°, the Adjacent shrinks, so cos θ decreases — the opposite behaviour to sine. Teacher should pose: 'At midday in Nairobi when the sun is nearly overhead, is the shadow (Adjacent) long or short? What does that tell us about cos θ when θ is large?' This anchors cosine behaviour to lived Kenyan experience.</w:t>
+              <w:t xml:space="preserve">Cosine, like sine, is a consistent fingerprint of an angle: it compresses the shape of any right-angled triangle with that angle into a single number. Because every right-angled triangle with a 53-degree angle has the same ratio of adjacent to hypotenuse regardless of size, a table entry is sufficient to solve for any unknown side in any such triangle anywhere in Kenya — from a hospital ramp in Nakuru to the shadow of the mango tree in Kisumu.</w:t>
             </w:r>
           </w:p>
         </w:tc>
@@ -1011,7 +1011,7 @@
                 <w:sz w:val="18"/>
                 <w:szCs w:val="18"/>
               </w:rPr>
-              <w:t xml:space="preserve">Teacher presents a scenario: a student in Kisumu stands 8 m from a mango tree and measures the angle of elevation to the top as 42°. Students are asked to find the tree's height using only a shadow-length measurement (no sunbeam length available). Through guided discovery, students compute Opposite ÷ Adjacent from their Lesson 2/3 triangles and observe a third constant ratio (~0.700 for 35°). Pedagogical note: Pose 'Which two sides do we know or can measure on the ground — without a ladder or drone?' before revealing the tangent definition.</w:t>
+              <w:t xml:space="preserve">Learners observed the algebraic derivation showing that dividing sin θ by cos θ (each defined using the hypotenuse) causes the hypotenuse to cancel, yielding Opposite/Adjacent — the tangent ratio. They also observed numerical agreement between sin θ / cos θ and tan θ (from tables) for θ = 30°, 40°, 60°, and 70°, confirming the identity across four distinct angles.</w:t>
             </w:r>
           </w:p>
         </w:tc>
@@ -1043,7 +1043,7 @@
                 <w:sz w:val="18"/>
                 <w:szCs w:val="18"/>
               </w:rPr>
-              <w:t xml:space="preserve">Learners learned that tan θ = Opposite ÷ Adjacent and that this ratio is algebraically equivalent to sin θ ÷ cos θ, making all three trigonometric ratios interconnected. Tangent is the most directly useful ratio for the driving question because it links height (Opposite) directly to shadow length (Adjacent) — both measurable on the ground without climbing.</w:t>
+              <w:t xml:space="preserve">Learners learned that tan θ = Opposite / Adjacent and that this ratio is algebraically equivalent to sin θ / cos θ, making all three trigonometric ratios interdependent. They learned that knowing an acute angle and the length of the adjacent side (e.g., a shadow) is sufficient to calculate the opposite side (e.g., a tree's height) using h = adjacent × tan θ.</w:t>
             </w:r>
           </w:p>
         </w:tc>
@@ -1075,7 +1075,7 @@
                 <w:sz w:val="18"/>
                 <w:szCs w:val="18"/>
               </w:rPr>
-              <w:t xml:space="preserve">The algebraic identity tan θ = sin θ / cos θ emerges naturally: (Opp/Hyp) ÷ (Adj/Hyp) = Opp/Adj. Teacher should work through the mango-tree problem: height = tan 42° × 8 m ≈ 0.900 × 8 = 7.2 m. Emphasise that tan θ is the ratio that directly answers the driving question when the horizontal distance (shadow or baseline) is measurable. Pedagogical note: A common error is inverting the ratio (Adjacent ÷ Opposite); reinforce SOH–CAH–TOA and insist students label sides before writing any ratio.</w:t>
+              <w:t xml:space="preserve">Learners explained why the mango tree in the Kisumu school compound is approximately 11.94 m tall: because the sun angle of 53° and the 9.0 m shadow form a right triangle in which tan 53° = tree height / shadow length, giving h = 9.0 × 1.3270 ≈ 11.94 m. This result is consistent with the similar-triangles cross-check (h ≈ 12.0 m), confirming that the tangent ratio is a reliable, angle-based tool for indirect measurement.</w:t>
             </w:r>
           </w:p>
         </w:tc>
@@ -1160,7 +1160,7 @@
                 <w:sz w:val="18"/>
                 <w:szCs w:val="18"/>
               </w:rPr>
-              <w:t xml:space="preserve">Students use scientific calculators (or the ARES offline calculator tool) to evaluate sin 35°, cos 35°, and tan 35°, comparing results to their hand-drawn measurements from Lessons 2–3. They then use the inverse functions (sin⁻¹, cos⁻¹, tan⁻¹) to recover the angle from a known ratio. Teacher poses: 'If a Nairobi skyscraper casts a 50 m shadow and the sunbeam angle is unknown, but you measure the building is 120 m tall, how do you find the angle?' Pedagogical note: Insist students set calculators to DEGREE mode first; wrong mode is the single most common calculator error in trigonometry.</w:t>
+              <w:t xml:space="preserve">Learners used scientific calculators to evaluate sin, cos, and tan for acute angles including 53° (the Kisumu sun angle), and used inverse functions (sin⁻¹, cos⁻¹, tan⁻¹) to recover angles from given ratios. They also computed that tan 53° × 9.0 m ≈ 11.94 m — a calculator-precision estimate of the mango tree height.</w:t>
             </w:r>
           </w:p>
         </w:tc>
@@ -1192,7 +1192,7 @@
                 <w:sz w:val="18"/>
                 <w:szCs w:val="18"/>
               </w:rPr>
-              <w:t xml:space="preserve">Learners discovered that the calculator returns consistent, high-precision trigonometric ratio values that match but extend beyond hand-drawn approximations. They also learned that inverse trigonometric functions (sin⁻¹, cos⁻¹, tan⁻¹) reverse the process: given a ratio, they return the angle. This allows surveyors to find unknown angles from measured side lengths.</w:t>
+              <w:t xml:space="preserve">Learners discovered that: (1) the calculator returns consistent, high-precision trigonometric ratio values that match but are more precise than hand-drawn triangle estimates; (2) inverse trigonometric functions reverse the process — given a ratio, they return the angle; (3) the percentage error between their Lesson 1 hand-drawn estimates and calculator values reflects the physical limitations of rulers and protractors, not a flaw in the mathematics; (4) integrity in mathematics means reporting errors honestly rather than adjusting data.</w:t>
             </w:r>
           </w:p>
         </w:tc>
@@ -1224,7 +1224,7 @@
                 <w:sz w:val="18"/>
                 <w:szCs w:val="18"/>
               </w:rPr>
-              <w:t xml:space="preserve">The calculator is a compressed table of all trigonometric ratios computed to many decimal places. Teacher should model the full two-way workflow: (1) angle → ratio (forward: press sin/cos/tan), (2) ratio → angle (inverse: press SHIFT + sin/cos/tan). For the skyscraper problem: θ = tan⁻¹(120/50) = tan⁻¹(2.4) ≈ 67.4°. Connect to the driving question: either direction of the calculation is useful — knowing the angle lets you find the height; knowing both sides lets you find the angle.</w:t>
+              <w:t xml:space="preserve">The calculator does not generate new mathematics — it applies the same consistent ratio relationships between angles and side lengths in right-angled triangles that learners established geometrically in Lessons 1–4. The precision of the calculator-derived values reflects the mathematical exactness of the trigonometric function definition. When applied to the Kisumu phenomenon, tan 53° = 1.3270 allows us to calculate the mango tree height as approximately 11.94 m — without climbing it — advancing the driving question answer with quantitative confidence.</w:t>
             </w:r>
           </w:p>
         </w:tc>
@@ -1309,7 +1309,7 @@
                 <w:sz w:val="18"/>
                 <w:szCs w:val="18"/>
               </w:rPr>
-              <w:t xml:space="preserve">Teacher asks students to evaluate sin 30° and cos 60° on their calculators, then sin 25° and cos 65°, then sin 72° and cos 18°. Students record the pairs and observe that each pair gives identical values. Pedagogical note: After students notice the pattern, give 60 seconds of silent writing time — 'Write in your own words why you think this happens before we discuss it as a class.' Cold-call three students.</w:t>
+              <w:t xml:space="preserve">Learners read an article about a Nairobi structural engineer using complementary angles, watched a 4-minute offline video showing how Opposite and Adjacent sides swap when a right-angled triangle is viewed from the complementary angle, and completed a five-row table comparing sin θ with cos(90° − θ) for pairs including the familiar 53°/37° Kisumu mango-tree angles.</w:t>
             </w:r>
           </w:p>
         </w:tc>
@@ -1341,7 +1341,7 @@
                 <w:sz w:val="18"/>
                 <w:szCs w:val="18"/>
               </w:rPr>
-              <w:t xml:space="preserve">Students discovered and proved that sin θ = cos(90° − θ) for any acute angle θ, because in a right-angled triangle the two acute angles are complementary (sum to 90°), so the side that is Opposite for θ is the Adjacent for the other angle. The identity is not a coincidence but a geometric inevitability.</w:t>
+              <w:t xml:space="preserve">Learners discovered and proved that sin θ = cos(90° − θ) for any acute angle θ, because in a right-angled triangle the two acute angles are complementary and the side that is Opposite one angle is Adjacent to the other. They applied this identity to simplify expressions, solve equations, and confirm the Kisumu tree calculation.</w:t>
             </w:r>
           </w:p>
         </w:tc>
@@ -1373,7 +1373,7 @@
                 <w:sz w:val="18"/>
                 <w:szCs w:val="18"/>
               </w:rPr>
-              <w:t xml:space="preserve">Label the two acute angles of a right-angled triangle as θ and (90° − θ). The side Opposite θ is Adjacent to (90° − θ), and both share the same Hypotenuse. Therefore sin θ = Opp/Hyp = cos(90° − θ). Teacher should note the word origin: 'cosine' literally means 'complement's sine'. Practical implication for Kenya Certificate of Secondary Education (KCSE) exams: this identity allows simplification of expressions and is often tested. Example: sin 67° = cos 23° — useful when a table only lists angles up to 45°.</w:t>
+              <w:t xml:space="preserve">The complementary-angle identity means that a surveyor (or a student in Kisumu) only needs one clinometer reading — the sun's elevation angle θ — to calculate the tree height, because sin θ and cos(90° − θ) reference the same ratio of sides in the same triangle. The identity halves the number of independent trigonometric relationships that need to be memorised, revealing an elegant symmetry at the heart of right-triangle geometry.</w:t>
             </w:r>
           </w:p>
         </w:tc>
@@ -1458,7 +1458,7 @@
                 <w:sz w:val="18"/>
                 <w:szCs w:val="18"/>
               </w:rPr>
-              <w:t xml:space="preserve">Teacher draws an equilateral triangle with side 2 and bisects it to produce a 30-60-90 triangle, then draws an isosceles right-angled triangle with legs of length 1. Students measure and compute ratios, then compare with calculator values for 30°, 45°, 60°. They observe that the geometric derivation gives exact values (e.g., sin 60° = √3/2) while calculators give decimal approximations. Pedagogical note: Ask 'Which answer is more precise — the calculator's 0.866 or the exact √3/2?' Allow debate before explaining that surds are exact and decimals are rounded.</w:t>
+              <w:t xml:space="preserve">Learners observed — through their own geometric constructions — that halving an equilateral triangle of side 2 produces a right-angled triangle with sides 1, √3, and 2, and that an isosceles right-angled triangle with legs 1 has a hypotenuse of √2. They observed that the trigonometric ratios read from these triangles are exact expressions involving √2 and √3, not messy decimals, and that these values appeared consistently in the video and reference reading.</w:t>
             </w:r>
           </w:p>
         </w:tc>
@@ -1490,7 +1490,7 @@
                 <w:sz w:val="18"/>
                 <w:szCs w:val="18"/>
               </w:rPr>
-              <w:t xml:space="preserve">Learners learned that five special angles (0°, 30°, 45°, 60°, 90°) have exact trigonometric ratios derivable from geometry alone — no calculator needed. These values (involving 1, √2, √3, and 2) recur throughout mathematics and physics and must be memorised for KCSE. The derivation from an equilateral triangle (side 2) and a unit isosceles right triangle gives students a method to reconstruct the table if memory fails.</w:t>
+              <w:t xml:space="preserve">Learners learned that five special angles (0°, 30°, 45°, 60°, 90°) have exact trigonometric ratios derivable from geometry alone — no calculator needed. They learned that sin 30° = 1/2, cos 30° = √3/2, tan 30° = 1/√3; sin 45° = cos 45° = 1/√2; sin 60° = √3/2, cos 60° = 1/2, tan 60° = √3; and the boundary values at 0° and 90°. They also learned that sin θ = cos(90°−θ) for complementary angles, and that tan 90° is undefined because the Adjacent side of the triangle collapses to zero.</w:t>
             </w:r>
           </w:p>
         </w:tc>
@@ -1522,7 +1522,7 @@
                 <w:sz w:val="18"/>
                 <w:szCs w:val="18"/>
               </w:rPr>
-              <w:t xml:space="preserve">Teacher should display the complete special-angles table and walk through each derivation step. For 30-60-90: half the equilateral triangle gives sides 1, √3, 2, so sin 30° = 1/2, cos 30° = √3/2, tan 30° = 1/√3 = √3/3. For 45-45-90: unit legs give hypotenuse √2, so sin 45° = cos 45° = 1/√2 = √2/2, tan 45° = 1. Boundary values: sin 0° = 0, cos 0° = 1; sin 90° = 1, cos 90° = 0. Connect to driving question: a sunbeam at exactly 30° elevation means height = tan 30° × shadow = (√3/3) × shadow — an exact, elegant answer.</w:t>
+              <w:t xml:space="preserve">Learners explained how the exact values connect back to the anchoring phenomenon: if the sun in Kisumu made an angle of exactly 60° with the ground, the height of the mango tree (shadow = 9.0 m) would be exactly 9√3 metres — a precise, unrounded answer. They explained this on their passport cards and in their cumulative models, articulating that exact values allow more reliable calculations in real-world measurement tasks such as surveying, construction, and navigation across Kenya.</w:t>
             </w:r>
           </w:p>
         </w:tc>
@@ -1607,7 +1607,7 @@
                 <w:sz w:val="18"/>
                 <w:szCs w:val="18"/>
               </w:rPr>
-              <w:t xml:space="preserve">Teacher presents three problems set in Kenyan contexts: (1) A mobile phone mast in Nakuru casts a 20 m shadow when the sun's elevation is 60° — find the mast's height. (2) A ramp at a Mombasa port makes a 45° angle with the ground and has a horizontal run of 5 m — find its vertical rise. (3) A Maasai elder in the Rift Valley observes the sun at 30° elevation and his walking stick's shadow is 1.2 m — find the stick's length. Students solve without calculators using exact values. Pedagogical note: Circulate and watch for students converting exact surds to decimals prematurely; redirect them to leave answers in surd form until the final step.</w:t>
+              <w:t xml:space="preserve">Learners folded equilateral and isosceles right-triangle card cutouts, measured and labelled all sides using Pythagoras, and read off exact sin, cos, and tan values for 30°, 45°, and 60°. They verified these values against calculator outputs and self-marked their Phase 1 prediction tables.</w:t>
             </w:r>
           </w:p>
         </w:tc>
@@ -1639,7 +1639,7 @@
                 <w:sz w:val="18"/>
                 <w:szCs w:val="18"/>
               </w:rPr>
-              <w:t xml:space="preserve">For special angles, exact trigonometric ratios allow clean, calculator-free solutions. Students practised the full problem-solving sequence: (1) draw and label the right-angled triangle, (2) identify θ and the known/unknown sides, (3) select the correct ratio (SOH–CAH–TOA), (4) substitute exact values, (5) solve algebraically, (6) interpret the answer in context.</w:t>
+              <w:t xml:space="preserve">For special angles (0°, 30°, 45°, 60°, 90°), the trigonometric ratios are exact values derivable from the geometry of equilateral and isosceles right triangles — no calculator is required. The identity tan θ = sin θ / cos θ holds for every special angle. These exact values can be applied directly to real problems such as calculating roof-rafter lengths for a 60°-pitched roof in Eldoret.</w:t>
             </w:r>
           </w:p>
         </w:tc>
@@ -1671,7 +1671,7 @@
                 <w:sz w:val="18"/>
                 <w:szCs w:val="18"/>
               </w:rPr>
-              <w:t xml:space="preserve">Exact answers are preferred in mathematics because they carry no rounding error and reveal structure. Teacher should show that the mast problem gives height = tan 60° × 20 = √3 × 20 = 20√3 m ≈ 34.6 m, and contrast this with the rounded decimal to reinforce why exact form is valued. Pedagogical note: Reinforce that the six-step sequence used here is identical to the one used with calculator-dependent angles; special angles simply replace the calculator lookup with a memorised exact value.</w:t>
+              <w:t xml:space="preserve">Using exact special-angle values and the relationship tan θ = sin θ / cos θ, learners can calculate unknown side lengths in any right-angled triangle whose acute angle is a special angle — including the height of the Kisumu mango tree if the sunbeam angle were exactly 60°. This advances the driving question by showing that the angle–ratio relationship is not just consistent and calculator-dependent, but for special angles it is perfectly exact and derivable from pure geometry.</w:t>
             </w:r>
           </w:p>
         </w:tc>
@@ -1724,7 +1724,7 @@
                 <w:sz w:val="18"/>
                 <w:szCs w:val="18"/>
               </w:rPr>
-              <w:t xml:space="preserve">Reciprocal Trigonometric Ratios: Cosecant, Secant, and Cotangent</w:t>
+              <w:t xml:space="preserve">Angles of Elevation and Depression: Reading Heights from the Sky</w:t>
             </w:r>
           </w:p>
         </w:tc>
@@ -1756,7 +1756,7 @@
                 <w:sz w:val="18"/>
                 <w:szCs w:val="18"/>
               </w:rPr>
-              <w:t xml:space="preserve">Students compute cosec 30°, sec 45°, and cot 60° from their tables and verify using a calculator (1 ÷ sin, 1 ÷ cos, 1 ÷ tan). They observe that cosec θ ≥ 1 and sec θ ≥ 1 for all acute angles, while cot θ decreases as θ increases (mirroring tan θ's increase).</w:t>
+              <w:t xml:space="preserve">We observed that when a student looks up at the top of the school flagpole and measures the angle with a clinometer, the horizontal distance to the base and that angle are enough information to calculate the height — without climbing the pole or using a shadow.</w:t>
             </w:r>
           </w:p>
         </w:tc>
@@ -1788,7 +1788,7 @@
                 <w:sz w:val="18"/>
                 <w:szCs w:val="18"/>
               </w:rPr>
-              <w:t xml:space="preserve">The three reciprocal ratios are: cosec θ = 1/sin θ = Hypotenuse/Opposite; sec θ = 1/cos θ = Hypotenuse/Adjacent; cot θ = 1/tan θ = Adjacent/Opposite. These extend the trigonometric toolkit and appear in KCSE problems, physics (wave equations), and higher mathematics. Students learned to evaluate them for special angles and to use the identity cot θ = cos θ / sin θ.</w:t>
+              <w:t xml:space="preserve">We learned that the angle of elevation is measured upward from the horizontal to the line of sight toward a higher object, the angle of depression is measured downward from the horizontal to the line of sight toward a lower object, and in both cases the tangent ratio connects the angle to the opposite side (height or depth) and the adjacent side (horizontal distance).</w:t>
             </w:r>
           </w:p>
         </w:tc>
@@ -1820,7 +1820,7 @@
                 <w:sz w:val="18"/>
                 <w:szCs w:val="18"/>
               </w:rPr>
-              <w:t xml:space="preserve">Reciprocal ratios arise naturally when a problem gives the Hypotenuse and asks for the Opposite (use cosec) or gives the Adjacent and asks for the Hypotenuse (use sec). Teacher should present a worked example: a lighthouse keeper in Mombasa knows the beam travels 200 m (Hypotenuse) at 40° elevation — the height above sea level = sin 40° × 200, but equivalently height = 200 / cosec 40°. Both formulations are equivalent; the reciprocal form is useful when equations are rearranged algebraically. Pedagogical note: Students often confuse cos⁻¹ (inverse cosine, an angle) with sec (reciprocal cosine, a ratio); draw the distinction explicitly and repeatedly.</w:t>
+              <w:t xml:space="preserve">We explained these observations using the tangent ratio: height equals baseline times tan(angle of elevation). This is the same relationship used in Lesson 4 to find the mango-tree height from the sun angle, confirming that the driving question can be answered for any tall object — tree, flagpole, water tank, or aircraft on a glide path — as long as we can measure an angle and a baseline distance.</w:t>
             </w:r>
           </w:p>
         </w:tc>
@@ -1905,7 +1905,7 @@
                 <w:sz w:val="18"/>
                 <w:szCs w:val="18"/>
               </w:rPr>
-              <w:t xml:space="preserve">Teacher returns to the original driving question photograph from Lesson 1 (acacia tree, Rift Valley). Students are asked to fully solve the problem using everything learned across the strand: identify the right-angled triangle, label sides, choose the appropriate ratio (tan for height/shadow, sin or cos if hypotenuse is involved), compute the answer, and state it in context. The Driving Question Board is reviewed — every question posted across 10 lessons is addressed and answered. Pedagogical note: Give students 5 minutes of silent individual work before pair-share, then cold-call three students to present solutions to the class.</w:t>
+              <w:t xml:space="preserve">Students observed that the same trigonometric ratios that describe Achieng's shadow-and-tree relationship in Kisumu also govern the angle of a plot boundary fence in Kisumu (Station A), the height of a Safaricom telecommunications mast in Kericho calculated exactly using tan 60° = √3 (Station B), and the glide-path distance of an aircraft approaching Wilson Airport where the complementary-angle identity sin 3° = cos 87° was verified numerically (Station C). They also observed, by holding their Lesson 1 and Lesson 10 models side by side, the measurable growth in their own understanding across the unit.</w:t>
             </w:r>
           </w:p>
         </w:tc>
@@ -1937,7 +1937,7 @@
                 <w:sz w:val="18"/>
                 <w:szCs w:val="18"/>
               </w:rPr>
-              <w:t xml:space="preserve">Students learned that the trigonometric ratios (sin, cos, tan and their reciprocals cosec, sec, cot) form a unified, interconnected system — not isolated formulas. The sub-strand equips learners with a precise mathematical language for describing angles and indirect measurement in any right-angled triangle. Applications span tree and building heights, hill gradients, navigation, architecture, and engineering across Kenya.</w:t>
+              <w:t xml:space="preserve">Students learned that trigonometric ratios (sin, cos, tan and their reciprocals cosec, sec, cot) form a unified, interconnected system — not isolated formulas — in which SOH CAH TOA, special-angle exact values, and the complementary identity sin θ = cos(90°−θ) are all expressions of the same underlying geometric relationship between angles and side-length ratios in right-angled triangles. They learned that this relationship is scale-invariant: it works identically whether the triangle is the small one formed by Achieng's shadow or the large one formed by an aircraft's glide path, because similar triangles preserve ratios. They confirmed that the mango tree's height (≈ 12.0 m) can be found by at least two independent trigonometric methods, validating the consistency of the ratio system.</w:t>
             </w:r>
           </w:p>
         </w:tc>
@@ -1969,7 +1969,7 @@
                 <w:sz w:val="18"/>
                 <w:szCs w:val="18"/>
               </w:rPr>
-              <w:t xml:space="preserve">The driving question is fully answered: the angle a sunbeam makes with the ground (angle of elevation) is θ in a right-angled triangle whose Opposite side is the height of the object and whose Adjacent side is the shadow length. Therefore height = tan θ × shadow length — and this works for any tree in Karura Forest, any building along Nairobi's skyline, or any hill in the Aberdare Range, without ever measuring the height directly. Teacher should close by having students write a one-sentence answer to the driving question in their own words as an exit ticket, confirming that the cumulative model built over 10 lessons is complete and coherent.</w:t>
+              <w:t xml:space="preserve">Students explained that the angle a sunbeam makes with the ground (the angle of elevation) creates a right-angled triangle whose sides are related by fixed trigonometric ratios regardless of the triangle's size, because all triangles with the same angle are similar and therefore preserve the ratio of any two corresponding sides. Therefore, once you know the angle and one side length (a shadow, a measured distance, or an altitude), the trigonometric ratio — sin, cos, or tan — acts as a conversion factor that scales any known length into the unknown height or distance. This is why Achieng, a land surveyor in Kisumu, a Safaricom engineer in Kericho, and a pilot approaching Wilson Airport all use the same mathematical tool: the consistent, angle-determined ratios encoded in SOH CAH TOA.</w:t>
             </w:r>
           </w:p>
         </w:tc>
@@ -2093,7 +2093,7 @@
         </w:rPr>
         <w:t xml:space="preserve">© 2026 SeaVuria and ARES. This work is licensed under a </w:t>
       </w:r>
-      <w:hyperlink w:history="1" r:id="rIdqsgx1fpfdtqbl5mokk_ek">
+      <w:hyperlink w:history="1" r:id="rId8l0zf2gwd_i54spr6q-5t">
         <w:r>
           <w:rPr>
             <w:rFonts w:ascii="Arial" w:cs="Arial" w:eastAsia="Arial" w:hAnsi="Arial"/>
@@ -2113,7 +2113,7 @@
         </w:rPr>
         <w:t xml:space="preserve"> (</w:t>
       </w:r>
-      <w:hyperlink w:history="1" r:id="rIdxn1_xo5-e-ddhf3klk8tw">
+      <w:hyperlink w:history="1" r:id="rIdwyi_jueqvuhkoxdv8ya7n">
         <w:r>
           <w:rPr>
             <w:rFonts w:ascii="Arial" w:cs="Arial" w:eastAsia="Arial" w:hAnsi="Arial"/>
@@ -2133,7 +2133,7 @@
         </w:rPr>
         <w:t xml:space="preserve">). To view a copy of this license, visit </w:t>
       </w:r>
-      <w:hyperlink w:history="1" r:id="rIdk_g-imo_xpknkdpe8cpbi">
+      <w:hyperlink w:history="1" r:id="rIdfylt9qix0ytjodfehczkt">
         <w:r>
           <w:rPr>
             <w:rFonts w:ascii="Arial" w:cs="Arial" w:eastAsia="Arial" w:hAnsi="Arial"/>

--- a/data/outputs/v2/Maths/SS3.1_Trigonometry_I/Mathematics_Trigonometry_I_SummaryTable.docx
+++ b/data/outputs/v2/Maths/SS3.1_Trigonometry_I/Mathematics_Trigonometry_I_SummaryTable.docx
@@ -777,7 +777,7 @@
                 <w:sz w:val="18"/>
                 <w:szCs w:val="18"/>
               </w:rPr>
-              <w:t xml:space="preserve">Learners explained that because triangles with the same angle are similar (same shape, scaled size), their side ratios are always equal — which is why sin 53° is the same whether the triangle is drawn on paper or formed by a sun ray and a 20-metre tree in Kisumu. This means knowing just the angle and one side length is enough to find any other side — bringing us one step closer to calculating the mango tree's height without climbing it.</w:t>
+              <w:t xml:space="preserve">Learners explained that because triangles with the same angle are similar (same shape, scaled size), their side ratios are always equal — which is why sin 53° is the same whether the triangle is drawn on paper or formed by a sun ray and a mango tree in Kisumu. This means knowing just the angle and one side length is enough to find any other side — bringing us one step closer to calculating the mango tree's height without climbing it.</w:t>
             </w:r>
           </w:p>
         </w:tc>
@@ -2093,7 +2093,7 @@
         </w:rPr>
         <w:t xml:space="preserve">© 2026 SeaVuria and ARES. This work is licensed under a </w:t>
       </w:r>
-      <w:hyperlink w:history="1" r:id="rId8l0zf2gwd_i54spr6q-5t">
+      <w:hyperlink w:history="1" r:id="rIdpgmjhkb2pa_jy1o2fryhf">
         <w:r>
           <w:rPr>
             <w:rFonts w:ascii="Arial" w:cs="Arial" w:eastAsia="Arial" w:hAnsi="Arial"/>
@@ -2113,7 +2113,7 @@
         </w:rPr>
         <w:t xml:space="preserve"> (</w:t>
       </w:r>
-      <w:hyperlink w:history="1" r:id="rIdwyi_jueqvuhkoxdv8ya7n">
+      <w:hyperlink w:history="1" r:id="rIdoy1g2bfhdf9mib67samcp">
         <w:r>
           <w:rPr>
             <w:rFonts w:ascii="Arial" w:cs="Arial" w:eastAsia="Arial" w:hAnsi="Arial"/>
@@ -2133,7 +2133,7 @@
         </w:rPr>
         <w:t xml:space="preserve">). To view a copy of this license, visit </w:t>
       </w:r>
-      <w:hyperlink w:history="1" r:id="rIdfylt9qix0ytjodfehczkt">
+      <w:hyperlink w:history="1" r:id="rIdvqroilnp1q5rnfjb9mlyx">
         <w:r>
           <w:rPr>
             <w:rFonts w:ascii="Arial" w:cs="Arial" w:eastAsia="Arial" w:hAnsi="Arial"/>

--- a/data/outputs/v2/Maths/SS3.1_Trigonometry_I/Mathematics_Trigonometry_I_SummaryTable.docx
+++ b/data/outputs/v2/Maths/SS3.1_Trigonometry_I/Mathematics_Trigonometry_I_SummaryTable.docx
@@ -2093,7 +2093,7 @@
         </w:rPr>
         <w:t xml:space="preserve">© 2026 SeaVuria and ARES. This work is licensed under a </w:t>
       </w:r>
-      <w:hyperlink w:history="1" r:id="rIdpgmjhkb2pa_jy1o2fryhf">
+      <w:hyperlink w:history="1" r:id="rIdbb5db3b7e0edeeo_aisvr">
         <w:r>
           <w:rPr>
             <w:rFonts w:ascii="Arial" w:cs="Arial" w:eastAsia="Arial" w:hAnsi="Arial"/>
@@ -2113,7 +2113,7 @@
         </w:rPr>
         <w:t xml:space="preserve"> (</w:t>
       </w:r>
-      <w:hyperlink w:history="1" r:id="rIdoy1g2bfhdf9mib67samcp">
+      <w:hyperlink w:history="1" r:id="rId3hbml0ixsah6xdh_cij9f">
         <w:r>
           <w:rPr>
             <w:rFonts w:ascii="Arial" w:cs="Arial" w:eastAsia="Arial" w:hAnsi="Arial"/>
@@ -2133,7 +2133,7 @@
         </w:rPr>
         <w:t xml:space="preserve">). To view a copy of this license, visit </w:t>
       </w:r>
-      <w:hyperlink w:history="1" r:id="rIdvqroilnp1q5rnfjb9mlyx">
+      <w:hyperlink w:history="1" r:id="rIdfpoughjsxdawb6chxbpnd">
         <w:r>
           <w:rPr>
             <w:rFonts w:ascii="Arial" w:cs="Arial" w:eastAsia="Arial" w:hAnsi="Arial"/>

--- a/data/outputs/v2/Maths/SS3.1_Trigonometry_I/Mathematics_Trigonometry_I_SummaryTable.docx
+++ b/data/outputs/v2/Maths/SS3.1_Trigonometry_I/Mathematics_Trigonometry_I_SummaryTable.docx
@@ -2093,7 +2093,7 @@
         </w:rPr>
         <w:t xml:space="preserve">© 2026 SeaVuria and ARES. This work is licensed under a </w:t>
       </w:r>
-      <w:hyperlink w:history="1" r:id="rIdbb5db3b7e0edeeo_aisvr">
+      <w:hyperlink w:history="1" r:id="rIdx-fypc2oppczdkhzaplnh">
         <w:r>
           <w:rPr>
             <w:rFonts w:ascii="Arial" w:cs="Arial" w:eastAsia="Arial" w:hAnsi="Arial"/>
@@ -2113,7 +2113,7 @@
         </w:rPr>
         <w:t xml:space="preserve"> (</w:t>
       </w:r>
-      <w:hyperlink w:history="1" r:id="rId3hbml0ixsah6xdh_cij9f">
+      <w:hyperlink w:history="1" r:id="rIdluabb9gyted6kxsx14lls">
         <w:r>
           <w:rPr>
             <w:rFonts w:ascii="Arial" w:cs="Arial" w:eastAsia="Arial" w:hAnsi="Arial"/>
@@ -2133,7 +2133,7 @@
         </w:rPr>
         <w:t xml:space="preserve">). To view a copy of this license, visit </w:t>
       </w:r>
-      <w:hyperlink w:history="1" r:id="rIdfpoughjsxdawb6chxbpnd">
+      <w:hyperlink w:history="1" r:id="rId85nq4qjzgbg2birg_ghjm">
         <w:r>
           <w:rPr>
             <w:rFonts w:ascii="Arial" w:cs="Arial" w:eastAsia="Arial" w:hAnsi="Arial"/>

--- a/data/outputs/v2/Maths/SS3.1_Trigonometry_I/Mathematics_Trigonometry_I_SummaryTable.docx
+++ b/data/outputs/v2/Maths/SS3.1_Trigonometry_I/Mathematics_Trigonometry_I_SummaryTable.docx
@@ -2093,7 +2093,7 @@
         </w:rPr>
         <w:t xml:space="preserve">© 2026 SeaVuria and ARES. This work is licensed under a </w:t>
       </w:r>
-      <w:hyperlink w:history="1" r:id="rIdx-fypc2oppczdkhzaplnh">
+      <w:hyperlink w:history="1" r:id="rId3nx0pzmwx_15te8xuel1s">
         <w:r>
           <w:rPr>
             <w:rFonts w:ascii="Arial" w:cs="Arial" w:eastAsia="Arial" w:hAnsi="Arial"/>
@@ -2113,7 +2113,7 @@
         </w:rPr>
         <w:t xml:space="preserve"> (</w:t>
       </w:r>
-      <w:hyperlink w:history="1" r:id="rIdluabb9gyted6kxsx14lls">
+      <w:hyperlink w:history="1" r:id="rIdytpq9vvbjoz5svfkvg5yp">
         <w:r>
           <w:rPr>
             <w:rFonts w:ascii="Arial" w:cs="Arial" w:eastAsia="Arial" w:hAnsi="Arial"/>
@@ -2133,7 +2133,7 @@
         </w:rPr>
         <w:t xml:space="preserve">). To view a copy of this license, visit </w:t>
       </w:r>
-      <w:hyperlink w:history="1" r:id="rId85nq4qjzgbg2birg_ghjm">
+      <w:hyperlink w:history="1" r:id="rId5zt7-iobvfvtyljad9b5p">
         <w:r>
           <w:rPr>
             <w:rFonts w:ascii="Arial" w:cs="Arial" w:eastAsia="Arial" w:hAnsi="Arial"/>

--- a/data/outputs/v2/Maths/SS3.1_Trigonometry_I/Mathematics_Trigonometry_I_SummaryTable.docx
+++ b/data/outputs/v2/Maths/SS3.1_Trigonometry_I/Mathematics_Trigonometry_I_SummaryTable.docx
@@ -4,6 +4,7 @@
   <w:body>
     <w:p>
       <w:pPr>
+        <w:keepNext w:val="false"/>
         <w:spacing w:after="30" w:before="0"/>
         <w:jc w:val="center"/>
       </w:pPr>
@@ -23,6 +24,7 @@
     </w:p>
     <w:p>
       <w:pPr>
+        <w:keepNext w:val="false"/>
         <w:spacing w:after="60" w:before="0"/>
         <w:jc w:val="center"/>
       </w:pPr>
@@ -81,6 +83,7 @@
           </w:tcPr>
           <w:p>
             <w:pPr>
+              <w:keepNext w:val="false"/>
               <w:spacing w:after="40" w:before="0"/>
               <w:jc w:val="center"/>
             </w:pPr>
@@ -115,6 +118,7 @@
           </w:tcPr>
           <w:p>
             <w:pPr>
+              <w:keepNext w:val="false"/>
               <w:spacing w:after="40" w:before="0"/>
               <w:jc w:val="left"/>
             </w:pPr>
@@ -147,6 +151,7 @@
           </w:tcPr>
           <w:p>
             <w:pPr>
+              <w:keepNext w:val="false"/>
               <w:spacing w:after="40" w:before="0"/>
               <w:jc w:val="left"/>
             </w:pPr>
@@ -181,6 +186,7 @@
           </w:tcPr>
           <w:p>
             <w:pPr>
+              <w:keepNext w:val="false"/>
               <w:spacing w:after="40" w:before="0"/>
               <w:jc w:val="left"/>
             </w:pPr>
@@ -213,6 +219,7 @@
           </w:tcPr>
           <w:p>
             <w:pPr>
+              <w:keepNext w:val="false"/>
               <w:spacing w:after="40" w:before="0"/>
               <w:jc w:val="left"/>
             </w:pPr>
@@ -273,6 +280,7 @@
           </w:tcPr>
           <w:p>
             <w:pPr>
+              <w:keepNext w:val="false"/>
               <w:spacing w:after="40" w:before="0"/>
               <w:jc w:val="center"/>
             </w:pPr>
@@ -307,6 +315,7 @@
           </w:tcPr>
           <w:p>
             <w:pPr>
+              <w:keepNext w:val="false"/>
               <w:spacing w:after="40" w:before="0"/>
               <w:jc w:val="left"/>
             </w:pPr>
@@ -369,6 +378,7 @@
           </w:tcPr>
           <w:p>
             <w:pPr>
+              <w:keepNext w:val="false"/>
               <w:spacing w:after="40" w:before="0"/>
               <w:jc w:val="left"/>
             </w:pPr>
@@ -401,6 +411,7 @@
           </w:tcPr>
           <w:p>
             <w:pPr>
+              <w:keepNext w:val="false"/>
               <w:spacing w:after="40" w:before="0"/>
               <w:jc w:val="left"/>
             </w:pPr>
@@ -433,6 +444,7 @@
           </w:tcPr>
           <w:p>
             <w:pPr>
+              <w:keepNext w:val="false"/>
               <w:spacing w:after="40" w:before="0"/>
               <w:jc w:val="left"/>
             </w:pPr>
@@ -465,6 +477,7 @@
           </w:tcPr>
           <w:p>
             <w:pPr>
+              <w:keepNext w:val="false"/>
               <w:spacing w:after="40" w:before="0"/>
               <w:jc w:val="left"/>
             </w:pPr>
@@ -499,6 +512,7 @@
           </w:tcPr>
           <w:p>
             <w:pPr>
+              <w:keepNext w:val="false"/>
               <w:spacing w:after="40" w:before="0"/>
               <w:jc w:val="left"/>
             </w:pPr>
@@ -518,6 +532,7 @@
           </w:p>
           <w:p>
             <w:pPr>
+              <w:keepNext w:val="false"/>
               <w:spacing w:after="40" w:before="0"/>
               <w:jc w:val="left"/>
             </w:pPr>
@@ -550,6 +565,7 @@
           </w:tcPr>
           <w:p>
             <w:pPr>
+              <w:keepNext w:val="false"/>
               <w:spacing w:after="40" w:before="0"/>
               <w:jc w:val="left"/>
             </w:pPr>
@@ -582,6 +598,7 @@
           </w:tcPr>
           <w:p>
             <w:pPr>
+              <w:keepNext w:val="false"/>
               <w:spacing w:after="40" w:before="0"/>
               <w:jc w:val="left"/>
             </w:pPr>
@@ -614,6 +631,7 @@
           </w:tcPr>
           <w:p>
             <w:pPr>
+              <w:keepNext w:val="false"/>
               <w:spacing w:after="40" w:before="0"/>
               <w:jc w:val="left"/>
             </w:pPr>
@@ -648,6 +666,7 @@
           </w:tcPr>
           <w:p>
             <w:pPr>
+              <w:keepNext w:val="false"/>
               <w:spacing w:after="40" w:before="0"/>
               <w:jc w:val="left"/>
             </w:pPr>
@@ -667,6 +686,7 @@
           </w:p>
           <w:p>
             <w:pPr>
+              <w:keepNext w:val="false"/>
               <w:spacing w:after="40" w:before="0"/>
               <w:jc w:val="left"/>
             </w:pPr>
@@ -699,6 +719,7 @@
           </w:tcPr>
           <w:p>
             <w:pPr>
+              <w:keepNext w:val="false"/>
               <w:spacing w:after="40" w:before="0"/>
               <w:jc w:val="left"/>
             </w:pPr>
@@ -731,6 +752,7 @@
           </w:tcPr>
           <w:p>
             <w:pPr>
+              <w:keepNext w:val="false"/>
               <w:spacing w:after="40" w:before="0"/>
               <w:jc w:val="left"/>
             </w:pPr>
@@ -763,6 +785,7 @@
           </w:tcPr>
           <w:p>
             <w:pPr>
+              <w:keepNext w:val="false"/>
               <w:spacing w:after="40" w:before="0"/>
               <w:jc w:val="left"/>
             </w:pPr>
@@ -797,6 +820,7 @@
           </w:tcPr>
           <w:p>
             <w:pPr>
+              <w:keepNext w:val="false"/>
               <w:spacing w:after="40" w:before="0"/>
               <w:jc w:val="left"/>
             </w:pPr>
@@ -816,6 +840,7 @@
           </w:p>
           <w:p>
             <w:pPr>
+              <w:keepNext w:val="false"/>
               <w:spacing w:after="40" w:before="0"/>
               <w:jc w:val="left"/>
             </w:pPr>
@@ -848,6 +873,7 @@
           </w:tcPr>
           <w:p>
             <w:pPr>
+              <w:keepNext w:val="false"/>
               <w:spacing w:after="40" w:before="0"/>
               <w:jc w:val="left"/>
             </w:pPr>
@@ -880,6 +906,7 @@
           </w:tcPr>
           <w:p>
             <w:pPr>
+              <w:keepNext w:val="false"/>
               <w:spacing w:after="40" w:before="0"/>
               <w:jc w:val="left"/>
             </w:pPr>
@@ -912,6 +939,7 @@
           </w:tcPr>
           <w:p>
             <w:pPr>
+              <w:keepNext w:val="false"/>
               <w:spacing w:after="40" w:before="0"/>
               <w:jc w:val="left"/>
             </w:pPr>
@@ -946,6 +974,7 @@
           </w:tcPr>
           <w:p>
             <w:pPr>
+              <w:keepNext w:val="false"/>
               <w:spacing w:after="40" w:before="0"/>
               <w:jc w:val="left"/>
             </w:pPr>
@@ -965,6 +994,7 @@
           </w:p>
           <w:p>
             <w:pPr>
+              <w:keepNext w:val="false"/>
               <w:spacing w:after="40" w:before="0"/>
               <w:jc w:val="left"/>
             </w:pPr>
@@ -997,6 +1027,7 @@
           </w:tcPr>
           <w:p>
             <w:pPr>
+              <w:keepNext w:val="false"/>
               <w:spacing w:after="40" w:before="0"/>
               <w:jc w:val="left"/>
             </w:pPr>
@@ -1029,6 +1060,7 @@
           </w:tcPr>
           <w:p>
             <w:pPr>
+              <w:keepNext w:val="false"/>
               <w:spacing w:after="40" w:before="0"/>
               <w:jc w:val="left"/>
             </w:pPr>
@@ -1061,6 +1093,7 @@
           </w:tcPr>
           <w:p>
             <w:pPr>
+              <w:keepNext w:val="false"/>
               <w:spacing w:after="40" w:before="0"/>
               <w:jc w:val="left"/>
             </w:pPr>
@@ -1095,6 +1128,7 @@
           </w:tcPr>
           <w:p>
             <w:pPr>
+              <w:keepNext w:val="false"/>
               <w:spacing w:after="40" w:before="0"/>
               <w:jc w:val="left"/>
             </w:pPr>
@@ -1114,6 +1148,7 @@
           </w:p>
           <w:p>
             <w:pPr>
+              <w:keepNext w:val="false"/>
               <w:spacing w:after="40" w:before="0"/>
               <w:jc w:val="left"/>
             </w:pPr>
@@ -1146,6 +1181,7 @@
           </w:tcPr>
           <w:p>
             <w:pPr>
+              <w:keepNext w:val="false"/>
               <w:spacing w:after="40" w:before="0"/>
               <w:jc w:val="left"/>
             </w:pPr>
@@ -1178,6 +1214,7 @@
           </w:tcPr>
           <w:p>
             <w:pPr>
+              <w:keepNext w:val="false"/>
               <w:spacing w:after="40" w:before="0"/>
               <w:jc w:val="left"/>
             </w:pPr>
@@ -1210,6 +1247,7 @@
           </w:tcPr>
           <w:p>
             <w:pPr>
+              <w:keepNext w:val="false"/>
               <w:spacing w:after="40" w:before="0"/>
               <w:jc w:val="left"/>
             </w:pPr>
@@ -1244,6 +1282,7 @@
           </w:tcPr>
           <w:p>
             <w:pPr>
+              <w:keepNext w:val="false"/>
               <w:spacing w:after="40" w:before="0"/>
               <w:jc w:val="left"/>
             </w:pPr>
@@ -1263,6 +1302,7 @@
           </w:p>
           <w:p>
             <w:pPr>
+              <w:keepNext w:val="false"/>
               <w:spacing w:after="40" w:before="0"/>
               <w:jc w:val="left"/>
             </w:pPr>
@@ -1295,6 +1335,7 @@
           </w:tcPr>
           <w:p>
             <w:pPr>
+              <w:keepNext w:val="false"/>
               <w:spacing w:after="40" w:before="0"/>
               <w:jc w:val="left"/>
             </w:pPr>
@@ -1327,6 +1368,7 @@
           </w:tcPr>
           <w:p>
             <w:pPr>
+              <w:keepNext w:val="false"/>
               <w:spacing w:after="40" w:before="0"/>
               <w:jc w:val="left"/>
             </w:pPr>
@@ -1359,6 +1401,7 @@
           </w:tcPr>
           <w:p>
             <w:pPr>
+              <w:keepNext w:val="false"/>
               <w:spacing w:after="40" w:before="0"/>
               <w:jc w:val="left"/>
             </w:pPr>
@@ -1393,6 +1436,7 @@
           </w:tcPr>
           <w:p>
             <w:pPr>
+              <w:keepNext w:val="false"/>
               <w:spacing w:after="40" w:before="0"/>
               <w:jc w:val="left"/>
             </w:pPr>
@@ -1412,6 +1456,7 @@
           </w:p>
           <w:p>
             <w:pPr>
+              <w:keepNext w:val="false"/>
               <w:spacing w:after="40" w:before="0"/>
               <w:jc w:val="left"/>
             </w:pPr>
@@ -1444,6 +1489,7 @@
           </w:tcPr>
           <w:p>
             <w:pPr>
+              <w:keepNext w:val="false"/>
               <w:spacing w:after="40" w:before="0"/>
               <w:jc w:val="left"/>
             </w:pPr>
@@ -1476,6 +1522,7 @@
           </w:tcPr>
           <w:p>
             <w:pPr>
+              <w:keepNext w:val="false"/>
               <w:spacing w:after="40" w:before="0"/>
               <w:jc w:val="left"/>
             </w:pPr>
@@ -1508,6 +1555,7 @@
           </w:tcPr>
           <w:p>
             <w:pPr>
+              <w:keepNext w:val="false"/>
               <w:spacing w:after="40" w:before="0"/>
               <w:jc w:val="left"/>
             </w:pPr>
@@ -1542,6 +1590,7 @@
           </w:tcPr>
           <w:p>
             <w:pPr>
+              <w:keepNext w:val="false"/>
               <w:spacing w:after="40" w:before="0"/>
               <w:jc w:val="left"/>
             </w:pPr>
@@ -1561,6 +1610,7 @@
           </w:p>
           <w:p>
             <w:pPr>
+              <w:keepNext w:val="false"/>
               <w:spacing w:after="40" w:before="0"/>
               <w:jc w:val="left"/>
             </w:pPr>
@@ -1593,6 +1643,7 @@
           </w:tcPr>
           <w:p>
             <w:pPr>
+              <w:keepNext w:val="false"/>
               <w:spacing w:after="40" w:before="0"/>
               <w:jc w:val="left"/>
             </w:pPr>
@@ -1625,6 +1676,7 @@
           </w:tcPr>
           <w:p>
             <w:pPr>
+              <w:keepNext w:val="false"/>
               <w:spacing w:after="40" w:before="0"/>
               <w:jc w:val="left"/>
             </w:pPr>
@@ -1657,6 +1709,7 @@
           </w:tcPr>
           <w:p>
             <w:pPr>
+              <w:keepNext w:val="false"/>
               <w:spacing w:after="40" w:before="0"/>
               <w:jc w:val="left"/>
             </w:pPr>
@@ -1691,6 +1744,7 @@
           </w:tcPr>
           <w:p>
             <w:pPr>
+              <w:keepNext w:val="false"/>
               <w:spacing w:after="40" w:before="0"/>
               <w:jc w:val="left"/>
             </w:pPr>
@@ -1710,6 +1764,7 @@
           </w:p>
           <w:p>
             <w:pPr>
+              <w:keepNext w:val="false"/>
               <w:spacing w:after="40" w:before="0"/>
               <w:jc w:val="left"/>
             </w:pPr>
@@ -1742,6 +1797,7 @@
           </w:tcPr>
           <w:p>
             <w:pPr>
+              <w:keepNext w:val="false"/>
               <w:spacing w:after="40" w:before="0"/>
               <w:jc w:val="left"/>
             </w:pPr>
@@ -1774,6 +1830,7 @@
           </w:tcPr>
           <w:p>
             <w:pPr>
+              <w:keepNext w:val="false"/>
               <w:spacing w:after="40" w:before="0"/>
               <w:jc w:val="left"/>
             </w:pPr>
@@ -1806,6 +1863,7 @@
           </w:tcPr>
           <w:p>
             <w:pPr>
+              <w:keepNext w:val="false"/>
               <w:spacing w:after="40" w:before="0"/>
               <w:jc w:val="left"/>
             </w:pPr>
@@ -1840,6 +1898,7 @@
           </w:tcPr>
           <w:p>
             <w:pPr>
+              <w:keepNext w:val="false"/>
               <w:spacing w:after="40" w:before="0"/>
               <w:jc w:val="left"/>
             </w:pPr>
@@ -1859,6 +1918,7 @@
           </w:p>
           <w:p>
             <w:pPr>
+              <w:keepNext w:val="false"/>
               <w:spacing w:after="40" w:before="0"/>
               <w:jc w:val="left"/>
             </w:pPr>
@@ -1891,6 +1951,7 @@
           </w:tcPr>
           <w:p>
             <w:pPr>
+              <w:keepNext w:val="false"/>
               <w:spacing w:after="40" w:before="0"/>
               <w:jc w:val="left"/>
             </w:pPr>
@@ -1923,6 +1984,7 @@
           </w:tcPr>
           <w:p>
             <w:pPr>
+              <w:keepNext w:val="false"/>
               <w:spacing w:after="40" w:before="0"/>
               <w:jc w:val="left"/>
             </w:pPr>
@@ -1955,6 +2017,7 @@
           </w:tcPr>
           <w:p>
             <w:pPr>
+              <w:keepNext w:val="false"/>
               <w:spacing w:after="40" w:before="0"/>
               <w:jc w:val="left"/>
             </w:pPr>
@@ -2093,7 +2156,7 @@
         </w:rPr>
         <w:t xml:space="preserve">© 2026 SeaVuria and ARES. This work is licensed under a </w:t>
       </w:r>
-      <w:hyperlink w:history="1" r:id="rId3nx0pzmwx_15te8xuel1s">
+      <w:hyperlink w:history="1" r:id="rIducmcs8xzrsups3stmyu5x">
         <w:r>
           <w:rPr>
             <w:rFonts w:ascii="Arial" w:cs="Arial" w:eastAsia="Arial" w:hAnsi="Arial"/>
@@ -2113,7 +2176,7 @@
         </w:rPr>
         <w:t xml:space="preserve"> (</w:t>
       </w:r>
-      <w:hyperlink w:history="1" r:id="rIdytpq9vvbjoz5svfkvg5yp">
+      <w:hyperlink w:history="1" r:id="rIdtn0xjvtn_mumaxgfuh25v">
         <w:r>
           <w:rPr>
             <w:rFonts w:ascii="Arial" w:cs="Arial" w:eastAsia="Arial" w:hAnsi="Arial"/>
@@ -2133,7 +2196,7 @@
         </w:rPr>
         <w:t xml:space="preserve">). To view a copy of this license, visit </w:t>
       </w:r>
-      <w:hyperlink w:history="1" r:id="rId5zt7-iobvfvtyljad9b5p">
+      <w:hyperlink w:history="1" r:id="rIdvm0qaohpg9pdd6lfl3lrd">
         <w:r>
           <w:rPr>
             <w:rFonts w:ascii="Arial" w:cs="Arial" w:eastAsia="Arial" w:hAnsi="Arial"/>

--- a/data/outputs/v2/Maths/SS3.1_Trigonometry_I/Mathematics_Trigonometry_I_SummaryTable.docx
+++ b/data/outputs/v2/Maths/SS3.1_Trigonometry_I/Mathematics_Trigonometry_I_SummaryTable.docx
@@ -2156,7 +2156,7 @@
         </w:rPr>
         <w:t xml:space="preserve">© 2026 SeaVuria and ARES. This work is licensed under a </w:t>
       </w:r>
-      <w:hyperlink w:history="1" r:id="rIducmcs8xzrsups3stmyu5x">
+      <w:hyperlink w:history="1" r:id="rIdxrtrvnpzp-v98-o3jwbxk">
         <w:r>
           <w:rPr>
             <w:rFonts w:ascii="Arial" w:cs="Arial" w:eastAsia="Arial" w:hAnsi="Arial"/>
@@ -2176,7 +2176,7 @@
         </w:rPr>
         <w:t xml:space="preserve"> (</w:t>
       </w:r>
-      <w:hyperlink w:history="1" r:id="rIdtn0xjvtn_mumaxgfuh25v">
+      <w:hyperlink w:history="1" r:id="rIdzbbmhbwqbs7pef4z1jc_r">
         <w:r>
           <w:rPr>
             <w:rFonts w:ascii="Arial" w:cs="Arial" w:eastAsia="Arial" w:hAnsi="Arial"/>
@@ -2196,7 +2196,7 @@
         </w:rPr>
         <w:t xml:space="preserve">). To view a copy of this license, visit </w:t>
       </w:r>
-      <w:hyperlink w:history="1" r:id="rIdvm0qaohpg9pdd6lfl3lrd">
+      <w:hyperlink w:history="1" r:id="rIdwgjrt65gbgogokzwdfpkb">
         <w:r>
           <w:rPr>
             <w:rFonts w:ascii="Arial" w:cs="Arial" w:eastAsia="Arial" w:hAnsi="Arial"/>
